--- a/docs/WorkInProgress/Титульный лист ТЗ.docx
+++ b/docs/WorkInProgress/Титульный лист ТЗ.docx
@@ -496,7 +496,7 @@
               <w:t xml:space="preserve">_______________ </w:t>
             </w:r>
             <w:r>
-              <w:t xml:space="preserve">Песоцкая Елена Юрьевна</w:t>
+              <w:t xml:space="preserve">Е. Ю. Песоцкая</w:t>
             </w:r>
             <w:r>
               <w:rPr>
